--- a/docs_ua/20-tagging-manual.docx
+++ b/docs_ua/20-tagging-manual.docx
@@ -102,7 +102,7 @@
           <w:sz w:val="22"/>
           <w:szCs w:val="22"/>
         </w:rPr>
-        <w:t xml:space="preserve">Програма мічення CCAMLR впроваджена в 2007 р. Станом на 2023 р. у районі дії Конвенції позначено 404 559 клича (повернуто 49 270, тобто 12%) та 71 444 скатів (повернуто 2 444, тобто 3%). Понад 98% повторних виловів вдається пов'язати з початковим міченням.</w:t>
+        <w:t xml:space="preserve">Програма мічення CCAMLR впроваджена в 2007 р. Станом на 2023 р. у районі дії Конвенції позначено 404 559 іклача (повернуто 49 270, тобто 12%) та 71 444 скатів (повернуто 2 444, тобто 3%). Понад 98% повторних виловів вдається пов'язати з початковим міченням.</w:t>
       </w:r>
     </w:p>
     <w:p>
@@ -288,7 +288,7 @@
         <w:spacing w:after="120" w:before="300"/>
       </w:pPr>
       <w:r>
-        <w:t xml:space="preserve">Критерії непридатності до мічення — клич</w:t>
+        <w:t xml:space="preserve">Критерії непридатності до мічення — іклач</w:t>
       </w:r>
     </w:p>
     <w:tbl>
@@ -795,7 +795,7 @@
         <w:spacing w:after="60"/>
       </w:pPr>
       <w:r>
-        <w:t xml:space="preserve">Клич: мітку вводять під кутом у другий спинний плавець так, щоб Т-подібний стрижень зафіксувався за променями плавця, вістрям назад; після встановлення — легкий натяг для перевірки кріплення.</w:t>
+        <w:t xml:space="preserve">Іклач: мітку вводять під кутом у другий спинний плавець так, щоб Т-подібний стрижень зафіксувався за променями плавця, вістрям назад; після встановлення — легкий натяг для перевірки кріплення.</w:t>
       </w:r>
     </w:p>
     <w:p>
@@ -856,7 +856,7 @@
         <w:spacing w:after="60"/>
       </w:pPr>
       <w:r>
-        <w:t xml:space="preserve">Об'єм риби не повинен перевищувати 10% об'єму води в резервуарі; клич і скатів тримати окремо.</w:t>
+        <w:t xml:space="preserve">Об'єм риби не повинен перевищувати 10% об'єму води в резервуарі; іклач і скатів тримати окремо.</w:t>
       </w:r>
     </w:p>
     <w:p>
